--- a/res/programmes/Network-Security-51h.docx
+++ b/res/programmes/Network-Security-51h.docx
@@ -852,7 +852,7 @@
               <w:pStyle w:val="ProgTableText"/>
             </w:pPr>
             <w:r>
-              <w:t>Runs locally: one laptop per participant (16 GB RAM) with Cisco Packet Tracer, pfSense or OPNsense and Linux virtual machines prepared by the trainer; isolated lab network; no cloud account or cost</w:t>
+              <w:t>Runs locally: one laptop per participant (16 GB RAM) with Cisco Packet Tracer (free with each participant’s Cisco Networking Academy account) and pfSense or OPNsense and Linux VMs prepared by the trainer; isolated lab network; no cloud account or cost</w:t>
             </w:r>
           </w:p>
         </w:tc>
@@ -937,7 +937,7 @@
         <w:pStyle w:val="ProgIntro"/>
       </w:pPr>
       <w:r>
-        <w:t>Participants identify what needs protecting in a network, secure administrative access and management protocols, centralise authentication with RADIUS and TACACS+, and design and apply access control lists. Validated lab: routers managed only over SSH with AAA through a server, sending syslog and NTP-synchronised logs, and ACLs that enforce the security policy.</w:t>
+        <w:t>Participants identify what needs protecting in a network, secure administrative access and management protocols, centralise authentication with RADIUS and TACACS+, and design and apply access control lists. Validated lab: routers managed only over SSH with AAA through a server, sending NTP-synchronised logs to a syslog server, and ACLs that enforce the security policy.</w:t>
       </w:r>
     </w:p>
     <w:tbl>
@@ -1315,7 +1315,7 @@
         <w:pStyle w:val="ProgIntro"/>
       </w:pPr>
       <w:r>
-        <w:t>Participants build stateful and zone-based policy firewalls, learn what next-generation firewalls add, with application control, URL filtering, TLS inspection and Cisco Secure Firewall concepts, then deploy a vendor-neutral firewall on pfSense or OPNsense with NAT, VLANs, VPN and Suricata, and tune intrusion prevention signatures. Validated lab: a pfSense or OPNsense firewall that segments three VLANs and blocks a test attack with Suricata.</w:t>
+        <w:t>Participants build stateful and zone-based policy firewalls, learn what next-generation firewalls add, with application control, URL filtering, TLS inspection and Cisco Secure Firewall concepts, study IPS technologies and signatures, then deploy a vendor-neutral firewall on pfSense or OPNsense with NAT, VLANs and Suricata. Validated lab: a pfSense or OPNsense firewall that segments three VLANs and blocks a test attack with Suricata.</w:t>
       </w:r>
     </w:p>
     <w:tbl>
@@ -1558,73 +1558,6 @@
               <w:pStyle w:val="ProgTableStrong"/>
             </w:pPr>
             <w:r>
-              <w:t>pfSense or OPNsense Lab</w:t>
-            </w:r>
-          </w:p>
-        </w:tc>
-        <w:tc>
-          <w:tcPr>
-            <w:tcW w:type="dxa" w:w="4876"/>
-          </w:tcPr>
-          <w:p>
-            <w:pPr>
-              <w:pStyle w:val="ProgTableText"/>
-            </w:pPr>
-            <w:r>
-              <w:t>Rules, NAT, VLANs, IPS with Suricata, VPN</w:t>
-            </w:r>
-          </w:p>
-        </w:tc>
-        <w:tc>
-          <w:tcPr>
-            <w:tcW w:type="dxa" w:w="1134"/>
-          </w:tcPr>
-          <w:p>
-            <w:pPr>
-              <w:pStyle w:val="ProgTableMuted"/>
-            </w:pPr>
-            <w:r>
-              <w:t>Lab</w:t>
-            </w:r>
-          </w:p>
-        </w:tc>
-        <w:tc>
-          <w:tcPr>
-            <w:tcW w:type="dxa" w:w="850"/>
-          </w:tcPr>
-          <w:p>
-            <w:pPr>
-              <w:pStyle w:val="ProgTableHours"/>
-            </w:pPr>
-            <w:r>
-              <w:t>3 h</w:t>
-            </w:r>
-          </w:p>
-        </w:tc>
-      </w:tr>
-      <w:tr>
-        <w:tc>
-          <w:tcPr>
-            <w:tcW w:type="dxa" w:w="567"/>
-          </w:tcPr>
-          <w:p>
-            <w:pPr>
-              <w:pStyle w:val="ProgTableId"/>
-            </w:pPr>
-            <w:r>
-              <w:t>2.4</w:t>
-            </w:r>
-          </w:p>
-        </w:tc>
-        <w:tc>
-          <w:tcPr>
-            <w:tcW w:type="dxa" w:w="2211"/>
-          </w:tcPr>
-          <w:p>
-            <w:pPr>
-              <w:pStyle w:val="ProgTableStrong"/>
-            </w:pPr>
-            <w:r>
               <w:t>IPS</w:t>
             </w:r>
           </w:p>
@@ -1669,6 +1602,73 @@
           </w:p>
         </w:tc>
       </w:tr>
+      <w:tr>
+        <w:tc>
+          <w:tcPr>
+            <w:tcW w:type="dxa" w:w="567"/>
+          </w:tcPr>
+          <w:p>
+            <w:pPr>
+              <w:pStyle w:val="ProgTableId"/>
+            </w:pPr>
+            <w:r>
+              <w:t>2.4</w:t>
+            </w:r>
+          </w:p>
+        </w:tc>
+        <w:tc>
+          <w:tcPr>
+            <w:tcW w:type="dxa" w:w="2211"/>
+          </w:tcPr>
+          <w:p>
+            <w:pPr>
+              <w:pStyle w:val="ProgTableStrong"/>
+            </w:pPr>
+            <w:r>
+              <w:t>pfSense or OPNsense Lab</w:t>
+            </w:r>
+          </w:p>
+        </w:tc>
+        <w:tc>
+          <w:tcPr>
+            <w:tcW w:type="dxa" w:w="4876"/>
+          </w:tcPr>
+          <w:p>
+            <w:pPr>
+              <w:pStyle w:val="ProgTableText"/>
+            </w:pPr>
+            <w:r>
+              <w:t>Rules, NAT, VLANs, IPS with Suricata</w:t>
+            </w:r>
+          </w:p>
+        </w:tc>
+        <w:tc>
+          <w:tcPr>
+            <w:tcW w:type="dxa" w:w="1134"/>
+          </w:tcPr>
+          <w:p>
+            <w:pPr>
+              <w:pStyle w:val="ProgTableMuted"/>
+            </w:pPr>
+            <w:r>
+              <w:t>Lab</w:t>
+            </w:r>
+          </w:p>
+        </w:tc>
+        <w:tc>
+          <w:tcPr>
+            <w:tcW w:type="dxa" w:w="850"/>
+          </w:tcPr>
+          <w:p>
+            <w:pPr>
+              <w:pStyle w:val="ProgTableHours"/>
+            </w:pPr>
+            <w:r>
+              <w:t>3 h</w:t>
+            </w:r>
+          </w:p>
+        </w:tc>
+      </w:tr>
     </w:tbl>
     <w:p>
       <w:pPr>
@@ -1693,7 +1693,7 @@
         <w:pStyle w:val="ProgIntro"/>
       </w:pPr>
       <w:r>
-        <w:t>Participants protect endpoints and the switched network against Layer 2 attacks, then apply the cryptography that VPNs and management protocols rely on: hashing, signatures and certificates. Validated lab: a switch that stops MAC flooding, DHCP spoofing and ARP spoofing, and a certificate issued by the lab certificate authority.</w:t>
+        <w:t>Participants protect endpoints and the switched network against Layer 2 attacks, then apply the cryptography that VPNs and management protocols rely on: hashing, signatures and certificates. Validated lab: a switch configured with port security, DHCP snooping and dynamic ARP inspection, verified with show commands, and a certificate issued by the lab certificate authority.</w:t>
       </w:r>
     </w:p>
     <w:tbl>
@@ -1937,7 +1937,7 @@
         <w:pStyle w:val="ProgIntro"/>
       </w:pPr>
       <w:r>
-        <w:t>Participants connect sites with IPsec VPNs, give remote users access with IPsec, SSL VPN and WireGuard, compare these with zero trust network access, then test the network's defences with the standard tools. Validated lab: two sites joined by an IPsec VPN, a remote user connected over WireGuard, and a scan report that confirms only the intended services are exposed.</w:t>
+        <w:t>Participants connect sites with IPsec VPNs, give remote users access with IPsec, SSL VPN and WireGuard, compare these with zero trust network access, then test the network's defences with Nmap. Validated lab: two sites joined by an IPsec VPN, a remote user connected over WireGuard, and a scan report that confirms only the intended services are exposed.</w:t>
       </w:r>
     </w:p>
     <w:tbl>
@@ -2504,7 +2504,7 @@
               <w:pStyle w:val="ProgTableText"/>
             </w:pPr>
             <w:r>
-              <w:t>Site-to-site IPsec VPN to head office, validation test plan and results</w:t>
+              <w:t>Site-to-site IPsec VPN to head office; validation tests (show commands and simulation in Packet Tracer, Nmap against the pfSense or OPNsense segment)</w:t>
             </w:r>
           </w:p>
         </w:tc>

--- a/res/programmes/Network-Security-51h.docx
+++ b/res/programmes/Network-Security-51h.docx
@@ -32,7 +32,13 @@
                     <pic:cNvPicPr/>
                   </pic:nvPicPr>
                   <pic:blipFill>
-                    <a:blip r:embed="rId12"/>
+                    <a:blip r:embed="rId12">
+                      <a:extLst>
+                        <a:ext uri="{96DAC541-7B7A-43D3-8B79-37D633B846F1}">
+                          <asvg:svgBlip xmlns:asvg="http://schemas.microsoft.com/office/drawing/2016/SVG/main" r:embed="rId13"/>
+                        </a:ext>
+                      </a:extLst>
+                    </a:blip>
                     <a:stretch>
                       <a:fillRect/>
                     </a:stretch>
@@ -118,7 +124,7 @@
             <w:r>
               <w:drawing>
                 <wp:inline xmlns:a="http://schemas.openxmlformats.org/drawingml/2006/main" xmlns:pic="http://schemas.openxmlformats.org/drawingml/2006/picture">
-                  <wp:extent cx="516649" cy="486000"/>
+                  <wp:extent cx="516563" cy="486000"/>
                   <wp:docPr id="901" name="Picture 901"/>
                   <wp:cNvGraphicFramePr>
                     <a:graphicFrameLocks noChangeAspect="1"/>
@@ -131,7 +137,13 @@
                           <pic:cNvPicPr/>
                         </pic:nvPicPr>
                         <pic:blipFill>
-                          <a:blip r:embed="rId13"/>
+                          <a:blip r:embed="rId14">
+                            <a:extLst>
+                              <a:ext uri="{96DAC541-7B7A-43D3-8B79-37D633B846F1}">
+                                <asvg:svgBlip xmlns:asvg="http://schemas.microsoft.com/office/drawing/2016/SVG/main" r:embed="rId15"/>
+                              </a:ext>
+                            </a:extLst>
+                          </a:blip>
                           <a:stretch>
                             <a:fillRect/>
                           </a:stretch>
@@ -139,7 +151,7 @@
                         <pic:spPr>
                           <a:xfrm>
                             <a:off x="0" y="0"/>
-                            <a:ext cx="516649" cy="486000"/>
+                            <a:ext cx="516563" cy="486000"/>
                           </a:xfrm>
                           <a:prstGeom prst="rect"/>
                         </pic:spPr>
@@ -2684,7 +2696,7 @@
     <w:r>
       <w:drawing>
         <wp:inline xmlns:a="http://schemas.openxmlformats.org/drawingml/2006/main" xmlns:pic="http://schemas.openxmlformats.org/drawingml/2006/picture">
-          <wp:extent cx="114811" cy="108000"/>
+          <wp:extent cx="114792" cy="108000"/>
           <wp:docPr id="1" name="Picture 1"/>
           <wp:cNvGraphicFramePr>
             <a:graphicFrameLocks noChangeAspect="1"/>
@@ -2697,7 +2709,13 @@
                   <pic:cNvPicPr/>
                 </pic:nvPicPr>
                 <pic:blipFill>
-                  <a:blip r:embed="rId1"/>
+                  <a:blip r:embed="rId1">
+                    <a:extLst>
+                      <a:ext uri="{96DAC541-7B7A-43D3-8B79-37D633B846F1}">
+                        <asvg:svgBlip xmlns:asvg="http://schemas.microsoft.com/office/drawing/2016/SVG/main" r:embed="rId2"/>
+                      </a:ext>
+                    </a:extLst>
+                  </a:blip>
                   <a:stretch>
                     <a:fillRect/>
                   </a:stretch>
@@ -2705,7 +2723,7 @@
                 <pic:spPr>
                   <a:xfrm>
                     <a:off x="0" y="0"/>
-                    <a:ext cx="114811" cy="108000"/>
+                    <a:ext cx="114792" cy="108000"/>
                   </a:xfrm>
                   <a:prstGeom prst="rect"/>
                 </pic:spPr>
